--- a/plantillas/certificado.docx
+++ b/plantillas/certificado.docx
@@ -324,14 +324,7 @@
           <w:rFonts w:ascii="Arial Narrow" w:hAnsi="Arial Narrow"/>
           <w:b/>
         </w:rPr>
-        <w:t>{{ds}}-202</w:t>
-      </w:r>
-      <w:r>
-        <w:rPr>
-          <w:rFonts w:ascii="Arial Narrow" w:hAnsi="Arial Narrow"/>
-          <w:b/>
-        </w:rPr>
-        <w:t>6</w:t>
+        <w:t>{{ds}}</w:t>
       </w:r>
     </w:p>
     <w:p>
@@ -1394,14 +1387,7 @@
           <w:rFonts w:ascii="Arial Narrow" w:hAnsi="Arial Narrow"/>
           <w:b/>
         </w:rPr>
-        <w:t>{{ds}}-202</w:t>
-      </w:r>
-      <w:r>
-        <w:rPr>
-          <w:rFonts w:ascii="Arial Narrow" w:hAnsi="Arial Narrow"/>
-          <w:b/>
-        </w:rPr>
-        <w:t>6</w:t>
+        <w:t>{{ds}}</w:t>
       </w:r>
     </w:p>
     <w:p>
